--- a/docs/DR_Backup_Runbook_Restauration_v4.2.docx
+++ b/docs/DR_Backup_Runbook_Restauration_v4.2.docx
@@ -1365,7 +1365,7 @@
         <w:pStyle w:val="ListBullet"/>
       </w:pPr>
       <w:r>
-        <w:t>[ ] Databricks CLI installé (</w:t>
+        <w:t xml:space="preserve">[ ] CLI Databricks 0.2xx ou supérieure (guide de déploiement §2.7 — l'ancienne </w:t>
       </w:r>
       <w:r>
         <w:rPr>
@@ -1373,10 +1373,10 @@
           <w:color w:val="1F497D"/>
           <w:sz w:val="19"/>
         </w:rPr>
-        <w:t>pip install databricks-cli</w:t>
+        <w:t>databricks-cli</w:t>
       </w:r>
       <w:r>
-        <w:t>)</w:t>
+        <w:t xml:space="preserve"> ne gère pas les bundles)</w:t>
       </w:r>
     </w:p>
     <w:p>
@@ -1384,7 +1384,7 @@
         <w:pStyle w:val="ListBullet"/>
       </w:pPr>
       <w:r>
-        <w:t xml:space="preserve">[ ] Python 3.9+ + </w:t>
+        <w:t xml:space="preserve">[ ] Python 3.10+ et </w:t>
       </w:r>
       <w:r>
         <w:rPr>
@@ -1392,7 +1392,10 @@
           <w:color w:val="1F497D"/>
           <w:sz w:val="19"/>
         </w:rPr>
-        <w:t>pip install requests</w:t>
+        <w:t>pip install -r requirements.txt</w:t>
+      </w:r>
+      <w:r>
+        <w:t xml:space="preserve"> (scripts CLI)</w:t>
       </w:r>
     </w:p>
     <w:p>
@@ -1530,47 +1533,51 @@
         </w:rPr>
         <w:t>backup/</w:t>
         <w:br/>
-        <w:t>└── {BACKUP_DATE}/</w:t>
+        <w:t>├── latest.json                          # Date et statut du dernier backup</w:t>
         <w:br/>
-        <w:t xml:space="preserve">    ├── uc_metadata/              # DDL SQL : catalogs, schemas, tables, volumes, fonctions, grants</w:t>
+        <w:t>├── {BACKUP_DATE}/                       # Un dossier par jour de backup</w:t>
         <w:br/>
-        <w:t xml:space="preserve">    │   ├── 01_catalogs.sql</w:t>
+        <w:t>│   ├── manifest.json</w:t>
         <w:br/>
-        <w:t xml:space="preserve">    │   ├── 02_schemas.sql</w:t>
+        <w:t>│   ├── uc_metadata/                     # DDL : 01_catalogs, 02_schemas, 03_tables (vues comprises),</w:t>
         <w:br/>
-        <w:t xml:space="preserve">    │   ├── 03_tables.sql</w:t>
+        <w:t>│   │                                    #       04_grants, 05_volumes, 06_functions (.sql)</w:t>
         <w:br/>
-        <w:t xml:space="preserve">    │   ├── 04_grants.sql</w:t>
+        <w:t>│   ├── jobs/                            # jobs_all.json, {id}_{nom}.json, jobs_permissions.json</w:t>
         <w:br/>
-        <w:t xml:space="preserve">    │   ├── 05_volumes.sql</w:t>
+        <w:t>│   ├── pipelines/pipelines_all.json     # Définitions et permissions des pipelines</w:t>
         <w:br/>
-        <w:t xml:space="preserve">    │   └── 06_functions.sql</w:t>
+        <w:t>│   ├── workspace/                       # manifest.json + objects/ (notebooks, fichiers, dashboards)</w:t>
         <w:br/>
-        <w:t xml:space="preserve">    ├── incremental/              # DEEP CLONE journalier des tables (Delta)</w:t>
+        <w:t>│   ├── workspace_config/                # workspace_acls.json, repos_acls.json</w:t>
         <w:br/>
-        <w:t xml:space="preserve">    │   └── {catalog}/{schema}/{table}/</w:t>
+        <w:t>│   ├── diff/                            # Différences avec la veille</w:t>
         <w:br/>
-        <w:t xml:space="preserve">    ├── snapshots/</w:t>
+        <w:t>│   └── report/                          # Rapport HTML du backup</w:t>
         <w:br/>
-        <w:t xml:space="preserve">    │   ├── weekly/{YYYY-Www}/    # Anciens snapshots hebdomadaires (plus créés ; purgés par la rétention)</w:t>
+        <w:t>├── incremental/                         # Copie Delta de chaque table (point-in-time sur la rétention)</w:t>
         <w:br/>
-        <w:t xml:space="preserve">    │   └── monthly/{YYYY-MM}/   # Snapshot mensuel</w:t>
+        <w:t>│   ├── {catalog}/{schema}/{table}/</w:t>
         <w:br/>
-        <w:t xml:space="preserve">    ├── jobs/</w:t>
+        <w:t>│   ├── _manifests/{date}.json           # Résultat de chaque table, chaque jour</w:t>
         <w:br/>
-        <w:t xml:space="preserve">    │   ├── jobs_all.json         # Toutes les définitions de jobs</w:t>
+        <w:t>│   ├── _checkpoints/{date}.json         # Reprise après interruption</w:t>
         <w:br/>
-        <w:t xml:space="preserve">    │   └── {id}_{name}.json      # Un fichier par job</w:t>
+        <w:t>│   ├── _last_versions.json</w:t>
         <w:br/>
-        <w:t xml:space="preserve">    ├── notebooks/                # Sources notebooks (.py / .sql / .scala)</w:t>
+        <w:t>│   └── _reclone_archive/{date}/         # Anciennes copies remplacées (à purger à la main)</w:t>
         <w:br/>
-        <w:t xml:space="preserve">    │   └── {chemin_workspace}/</w:t>
+        <w:t>├── volumes/</w:t>
         <w:br/>
-        <w:t xml:space="preserve">    └── workspace_config/</w:t>
+        <w:t>│   ├── files/{catalog}/{schema}/{volume}/{date}/   # Fichiers des volumes managés</w:t>
         <w:br/>
-        <w:t xml:space="preserve">        ├── workspace_acls.json   # ACLs notebooks et dossiers workspace</w:t>
+        <w:t>│   └── _index/                          # État de chaque volume, jour par jour (Delta)</w:t>
         <w:br/>
-        <w:t xml:space="preserve">        └── repos_acls.json       # ACLs repos Git</w:t>
+        <w:t>└── snapshots/</w:t>
+        <w:br/>
+        <w:t xml:space="preserve">    ├── monthly/{YYYY-MM}/               # Snapshot mensuel</w:t>
+        <w:br/>
+        <w:t xml:space="preserve">    └── weekly/{YYYY-Www}/               # Anciens snapshots hebdomadaires (plus créés)</w:t>
       </w:r>
     </w:p>
     <w:p>
@@ -1594,7 +1601,7 @@
         <w:rPr>
           <w:color w:val="1F497D"/>
         </w:rPr>
-        <w:t>A.1 — Restaurer la structure UC et les données</w:t>
+        <w:t>A.1 — Restaurer les tables</w:t>
       </w:r>
     </w:p>
     <w:p>
@@ -1719,28 +1726,6 @@
           </w:tcPr>
           <w:p>
             <w:r>
-              <w:t>backup_date</w:t>
-            </w:r>
-          </w:p>
-        </w:tc>
-        <w:tc>
-          <w:tcPr>
-            <w:tcW w:type="dxa" w:w="4320"/>
-          </w:tcPr>
-          <w:p>
-            <w:r>
-              <w:t>vide = auto-détection, ou 2026-06-25</w:t>
-            </w:r>
-          </w:p>
-        </w:tc>
-      </w:tr>
-      <w:tr>
-        <w:tc>
-          <w:tcPr>
-            <w:tcW w:type="dxa" w:w="4320"/>
-          </w:tcPr>
-          <w:p>
-            <w:r>
               <w:t>restore_scope</w:t>
             </w:r>
           </w:p>
@@ -1763,6 +1748,72 @@
           </w:tcPr>
           <w:p>
             <w:r>
+              <w:t>restore_point</w:t>
+            </w:r>
+          </w:p>
+        </w:tc>
+        <w:tc>
+          <w:tcPr>
+            <w:tcW w:type="dxa" w:w="4320"/>
+          </w:tcPr>
+          <w:p>
+            <w:r>
+              <w:t>vide = dernier backup ; date AAAA-MM-JJ ou horodatage pour un état antérieur (backup_date ne s'applique pas aux tables)</w:t>
+            </w:r>
+          </w:p>
+        </w:tc>
+      </w:tr>
+      <w:tr>
+        <w:tc>
+          <w:tcPr>
+            <w:tcW w:type="dxa" w:w="4320"/>
+          </w:tcPr>
+          <w:p>
+            <w:r>
+              <w:t>source_table</w:t>
+            </w:r>
+          </w:p>
+        </w:tc>
+        <w:tc>
+          <w:tcPr>
+            <w:tcW w:type="dxa" w:w="4320"/>
+          </w:tcPr>
+          <w:p>
+            <w:r>
+              <w:t>catalog.schema.table, catalog.schema.*, catalog.*.* ou vide = toutes</w:t>
+            </w:r>
+          </w:p>
+        </w:tc>
+      </w:tr>
+      <w:tr>
+        <w:tc>
+          <w:tcPr>
+            <w:tcW w:type="dxa" w:w="4320"/>
+          </w:tcPr>
+          <w:p>
+            <w:r>
+              <w:t>target_catalog</w:t>
+            </w:r>
+          </w:p>
+        </w:tc>
+        <w:tc>
+          <w:tcPr>
+            <w:tcW w:type="dxa" w:w="4320"/>
+          </w:tcPr>
+          <w:p>
+            <w:r>
+              <w:t>vide = même catalog ; un autre catalog pour restaurer à côté et comparer</w:t>
+            </w:r>
+          </w:p>
+        </w:tc>
+      </w:tr>
+      <w:tr>
+        <w:tc>
+          <w:tcPr>
+            <w:tcW w:type="dxa" w:w="4320"/>
+          </w:tcPr>
+          <w:p>
+            <w:r>
               <w:t>restore_level</w:t>
             </w:r>
           </w:p>
@@ -1773,7 +1824,7 @@
           </w:tcPr>
           <w:p>
             <w:r>
-              <w:t>incremental / weekly / monthly</w:t>
+              <w:t>incremental (défaut) / monthly / weekly (anciens snapshots seulement)</w:t>
             </w:r>
           </w:p>
         </w:tc>
@@ -1811,7 +1862,29 @@
         <w:rPr>
           <w:color w:val="1F497D"/>
         </w:rPr>
-        <w:t>Option 2 : Script CLI</w:t>
+        <w:t>Option 2 : Script CLI — structure seulement</w:t>
+      </w:r>
+    </w:p>
+    <w:p>
+      <w:r>
+        <w:rPr>
+          <w:rFonts w:ascii="Courier New" w:hAnsi="Courier New"/>
+          <w:color w:val="1F497D"/>
+          <w:sz w:val="19"/>
+        </w:rPr>
+        <w:t>restore_uc.py</w:t>
+      </w:r>
+      <w:r>
+        <w:t xml:space="preserve"> ne rejoue que les DDL : les tables sont recréées </w:t>
+      </w:r>
+      <w:r>
+        <w:rPr>
+          <w:b/>
+        </w:rPr>
+        <w:t>vides</w:t>
+      </w:r>
+      <w:r>
+        <w:t>. Les données se restaurent par l'option 1.</w:t>
       </w:r>
     </w:p>
     <w:p>
@@ -2401,64 +2474,6 @@
     </w:p>
     <w:p>
       <w:pPr>
-        <w:pStyle w:val="Heading2"/>
-        <w:jc w:val="left"/>
-      </w:pPr>
-      <w:r>
-        <w:rPr>
-          <w:color w:val="1F497D"/>
-        </w:rPr>
-        <w:t>B.3.bis — Restaurer les grants Unity Catalog</w:t>
-      </w:r>
-    </w:p>
-    <w:p>
-      <w:pPr>
-        <w:spacing w:before="40" w:after="40"/>
-        <w:ind w:left="283"/>
-        <w:shd w:val="clear" w:color="auto" w:fill="F0F0F0"/>
-      </w:pPr>
-      <w:r>
-        <w:rPr>
-          <w:rFonts w:ascii="Courier New" w:hAnsi="Courier New"/>
-          <w:color w:val="1F497D"/>
-          <w:sz w:val="18"/>
-        </w:rPr>
-        <w:t>python scripts/restore_uc.py \</w:t>
-        <w:br/>
-        <w:t xml:space="preserve">    --backup-date $BACKUP_DATE \</w:t>
-        <w:br/>
-        <w:t xml:space="preserve">    --backup-root "abfss://&lt;container&gt;@&lt;compte&gt;.dfs.core.windows.net/backup"</w:t>
-      </w:r>
-    </w:p>
-    <w:p>
-      <w:r>
-        <w:t xml:space="preserve">Ou depuis le notebook </w:t>
-      </w:r>
-      <w:r>
-        <w:rPr>
-          <w:rFonts w:ascii="Courier New" w:hAnsi="Courier New"/>
-          <w:color w:val="1F497D"/>
-          <w:sz w:val="19"/>
-        </w:rPr>
-        <w:t>10_restore_orchestrator</w:t>
-      </w:r>
-      <w:r>
-        <w:t xml:space="preserve"> en sélectionnant </w:t>
-      </w:r>
-      <w:r>
-        <w:rPr>
-          <w:rFonts w:ascii="Courier New" w:hAnsi="Courier New"/>
-          <w:color w:val="1F497D"/>
-          <w:sz w:val="19"/>
-        </w:rPr>
-        <w:t>grants</w:t>
-      </w:r>
-      <w:r>
-        <w:t>.</w:t>
-      </w:r>
-    </w:p>
-    <w:p>
-      <w:pPr>
         <w:pStyle w:val="Heading1"/>
         <w:jc w:val="left"/>
       </w:pPr>
@@ -2478,7 +2493,7 @@
         <w:rPr>
           <w:color w:val="1F497D"/>
         </w:rPr>
-        <w:t>B.1 — Recréer l'infrastructure Azure (Terraform)</w:t>
+        <w:t>B.1 — Recréer l'infrastructure (IaC)</w:t>
       </w:r>
     </w:p>
     <w:p>
@@ -2491,7 +2506,24 @@
           <w:color w:val="C00000"/>
           <w:sz w:val="20"/>
         </w:rPr>
-        <w:t>Cette étape est hors scope du backup applicatif.</w:t>
+        <w:t>Cette étape est hors du périmètre du backup : elle relève de votre infrastructure as code (Terraform ou équivalent).</w:t>
+      </w:r>
+    </w:p>
+    <w:p>
+      <w:r>
+        <w:t>Ressources à recréer : workspace Databricks, réseau, compte de stockage, storage credentials, external locations, metastore Unity Catalog (si détruit), catalogs et objets gérés en code. Voir l'ordre de restauration avec l'IaC en tête de ce document.</w:t>
+      </w:r>
+    </w:p>
+    <w:p>
+      <w:pPr>
+        <w:pStyle w:val="Heading2"/>
+        <w:jc w:val="left"/>
+      </w:pPr>
+      <w:r>
+        <w:rPr>
+          <w:color w:val="1F497D"/>
+        </w:rPr>
+        <w:t>B.2 — Configurer la CLI sur le nouveau workspace</w:t>
       </w:r>
     </w:p>
     <w:p>
@@ -2506,48 +2538,7 @@
           <w:color w:val="1F497D"/>
           <w:sz w:val="18"/>
         </w:rPr>
-        <w:t>cd terraform/</w:t>
-        <w:br/>
-        <w:t>terraform init</w:t>
-        <w:br/>
-        <w:t>terraform apply -var-file=terraform.tfvars</w:t>
-      </w:r>
-    </w:p>
-    <w:p>
-      <w:r>
-        <w:t>Ressources recréées :</w:t>
-      </w:r>
-    </w:p>
-    <w:p>
-      <w:pPr>
-        <w:pStyle w:val="ListBullet"/>
-      </w:pPr>
-      <w:r>
-        <w:t>Workspace Databricks (Premium)</w:t>
-      </w:r>
-    </w:p>
-    <w:p>
-      <w:pPr>
-        <w:pStyle w:val="ListBullet"/>
-      </w:pPr>
-      <w:r>
-        <w:t>VNET + Private Endpoints</w:t>
-      </w:r>
-    </w:p>
-    <w:p>
-      <w:pPr>
-        <w:pStyle w:val="ListBullet"/>
-      </w:pPr>
-      <w:r>
-        <w:t>ADLS Gen2 + Storage Credentials + External Locations</w:t>
-      </w:r>
-    </w:p>
-    <w:p>
-      <w:pPr>
-        <w:pStyle w:val="ListBullet"/>
-      </w:pPr>
-      <w:r>
-        <w:t>Unity Catalog Metastore (si détruit)</w:t>
+        <w:t>databricks configure --host https://&lt;nouveau-workspace&gt;.azuredatabricks.net --profile dr</w:t>
       </w:r>
     </w:p>
     <w:p>
@@ -2559,7 +2550,92 @@
         <w:rPr>
           <w:color w:val="1F497D"/>
         </w:rPr>
-        <w:t>B.2 — Configurer le CLI sur le nouveau workspace</w:t>
+        <w:t>B.3 — Déployer la solution (bundle)</w:t>
+      </w:r>
+    </w:p>
+    <w:p>
+      <w:r>
+        <w:t xml:space="preserve">À faire </w:t>
+      </w:r>
+      <w:r>
+        <w:rPr>
+          <w:b/>
+        </w:rPr>
+        <w:t>avant</w:t>
+      </w:r>
+      <w:r>
+        <w:t xml:space="preserve"> les restaurations : le bundle dépose les notebooks de restauration et </w:t>
+      </w:r>
+      <w:r>
+        <w:rPr>
+          <w:rFonts w:ascii="Courier New" w:hAnsi="Courier New"/>
+          <w:color w:val="1F497D"/>
+          <w:sz w:val="19"/>
+        </w:rPr>
+        <w:t>lib/</w:t>
+      </w:r>
+      <w:r>
+        <w:t xml:space="preserve">, et recrée les jobs </w:t>
+      </w:r>
+      <w:r>
+        <w:rPr>
+          <w:rFonts w:ascii="Courier New" w:hAnsi="Courier New"/>
+          <w:color w:val="1F497D"/>
+          <w:sz w:val="19"/>
+        </w:rPr>
+        <w:t>dr-backup-*</w:t>
+      </w:r>
+      <w:r>
+        <w:t xml:space="preserve">. Restaurés ensuite avec </w:t>
+      </w:r>
+      <w:r>
+        <w:rPr>
+          <w:rFonts w:ascii="Courier New" w:hAnsi="Courier New"/>
+          <w:color w:val="1F497D"/>
+          <w:sz w:val="19"/>
+        </w:rPr>
+        <w:t>conflict_mode = skip</w:t>
+      </w:r>
+      <w:r>
+        <w:t>, ces jobs ne sont pas dupliqués.</w:t>
+      </w:r>
+    </w:p>
+    <w:p>
+      <w:r>
+        <w:t xml:space="preserve">Dans </w:t>
+      </w:r>
+      <w:r>
+        <w:rPr>
+          <w:rFonts w:ascii="Courier New" w:hAnsi="Courier New"/>
+          <w:color w:val="1F497D"/>
+          <w:sz w:val="19"/>
+        </w:rPr>
+        <w:t>databricks.yml</w:t>
+      </w:r>
+      <w:r>
+        <w:t xml:space="preserve">, cible utilisée : mettre à jour </w:t>
+      </w:r>
+      <w:r>
+        <w:rPr>
+          <w:rFonts w:ascii="Courier New" w:hAnsi="Courier New"/>
+          <w:color w:val="1F497D"/>
+          <w:sz w:val="19"/>
+        </w:rPr>
+        <w:t>workspace.host</w:t>
+      </w:r>
+      <w:r>
+        <w:t xml:space="preserve"> (nouveau workspace) et </w:t>
+      </w:r>
+      <w:r>
+        <w:rPr>
+          <w:rFonts w:ascii="Courier New" w:hAnsi="Courier New"/>
+          <w:color w:val="1F497D"/>
+          <w:sz w:val="19"/>
+        </w:rPr>
+        <w:t>variables.backup_root</w:t>
+      </w:r>
+      <w:r>
+        <w:t xml:space="preserve"> (racine du backup à restaurer). Puis :</w:t>
       </w:r>
     </w:p>
     <w:p>
@@ -2574,12 +2650,7 @@
           <w:color w:val="1F497D"/>
           <w:sz w:val="18"/>
         </w:rPr>
-        <w:t>export DATABRICKS_HOST=https://&lt;nouveau-workspace&gt;.azuredatabricks.net</w:t>
-        <w:br/>
-        <w:t>export DATABRICKS_TOKEN=&lt;nouveau-PAT&gt;</w:t>
-        <w:br/>
-        <w:br/>
-        <w:t>databricks configure --host $DATABRICKS_HOST --token $DATABRICKS_TOKEN</w:t>
+        <w:t>databricks bundle deploy --target prod --profile dr</w:t>
       </w:r>
     </w:p>
     <w:p>
@@ -2591,7 +2662,7 @@
         <w:rPr>
           <w:color w:val="1F497D"/>
         </w:rPr>
-        <w:t>B.3 — Restaurer la structure Unity Catalog</w:t>
+        <w:t>B.4 — Restaurer la structure Unity Catalog</w:t>
       </w:r>
     </w:p>
     <w:p>
@@ -2663,7 +2734,7 @@
         <w:t>03_tables.sql</w:t>
       </w:r>
       <w:r>
-        <w:t xml:space="preserve"> — recrée les tables (DDL)</w:t>
+        <w:t xml:space="preserve"> — recrée les tables (DDL, vides) et les vues</w:t>
       </w:r>
     </w:p>
     <w:p>
@@ -2679,18 +2750,7 @@
         <w:t>05_volumes.sql</w:t>
       </w:r>
       <w:r>
-        <w:t xml:space="preserve"> — recrée les volumes (contenu des volumes managés : </w:t>
-      </w:r>
-      <w:r>
-        <w:rPr>
-          <w:rFonts w:ascii="Courier New" w:hAnsi="Courier New"/>
-          <w:color w:val="1F497D"/>
-          <w:sz w:val="19"/>
-        </w:rPr>
-        <w:t>15_restore_volume_files</w:t>
-      </w:r>
-      <w:r>
-        <w:t>)</w:t>
+        <w:t xml:space="preserve"> — recrée les volumes</w:t>
       </w:r>
     </w:p>
     <w:p>
@@ -2742,20 +2802,23 @@
         <w:rPr>
           <w:color w:val="1F497D"/>
         </w:rPr>
-        <w:t>B.4 — Restaurer les données Delta</w:t>
+        <w:t>B.5 — Restaurer les données</w:t>
       </w:r>
     </w:p>
     <w:p>
       <w:r>
+        <w:t xml:space="preserve">Depuis </w:t>
+      </w:r>
+      <w:r>
         <w:rPr>
-          <w:b/>
+          <w:rFonts w:ascii="Courier New" w:hAnsi="Courier New"/>
+          <w:color w:val="1F497D"/>
+          <w:sz w:val="19"/>
         </w:rPr>
-        <w:t>Option 1 : Notebook `10_restore_orchestrator`</w:t>
+        <w:t>10_restore_orchestrator</w:t>
       </w:r>
-    </w:p>
-    <w:p>
       <w:r>
-        <w:t xml:space="preserve">Sélectionner </w:t>
+        <w:t xml:space="preserve"> (dossier du bundle), dans cet ordre de périmètres : </w:t>
       </w:r>
       <w:r>
         <w:rPr>
@@ -2766,7 +2829,7 @@
         <w:t>tables</w:t>
       </w:r>
       <w:r>
-        <w:t xml:space="preserve"> dans </w:t>
+        <w:t xml:space="preserve"> (données Delta), </w:t>
       </w:r>
       <w:r>
         <w:rPr>
@@ -2774,218 +2837,10 @@
           <w:color w:val="1F497D"/>
           <w:sz w:val="19"/>
         </w:rPr>
-        <w:t>restore_scope</w:t>
+        <w:t>volume_files</w:t>
       </w:r>
       <w:r>
-        <w:t xml:space="preserve">, choisir </w:t>
-      </w:r>
-      <w:r>
-        <w:rPr>
-          <w:rFonts w:ascii="Courier New" w:hAnsi="Courier New"/>
-          <w:color w:val="1F497D"/>
-          <w:sz w:val="19"/>
-        </w:rPr>
-        <w:t>restore_level</w:t>
-      </w:r>
-      <w:r>
-        <w:t xml:space="preserve"> et </w:t>
-      </w:r>
-      <w:r>
-        <w:rPr>
-          <w:rFonts w:ascii="Courier New" w:hAnsi="Courier New"/>
-          <w:color w:val="1F497D"/>
-          <w:sz w:val="19"/>
-        </w:rPr>
-        <w:t>restore_point</w:t>
-      </w:r>
-      <w:r>
-        <w:t>.</w:t>
-      </w:r>
-    </w:p>
-    <w:p>
-      <w:r>
-        <w:rPr>
-          <w:b/>
-        </w:rPr>
-        <w:t>Option 2 : Notebook `07_restore` directement</w:t>
-      </w:r>
-    </w:p>
-    <w:tbl>
-      <w:tblPr>
-        <w:tblStyle w:val="TableGrid"/>
-        <w:tblW w:type="auto" w:w="0"/>
-        <w:jc w:val="left"/>
-        <w:tblLook w:firstColumn="1" w:firstRow="1" w:lastColumn="0" w:lastRow="0" w:noHBand="0" w:noVBand="1" w:val="04A0"/>
-      </w:tblPr>
-      <w:tblGrid>
-        <w:gridCol w:w="4320"/>
-        <w:gridCol w:w="4320"/>
-      </w:tblGrid>
-      <w:tr>
-        <w:tc>
-          <w:tcPr>
-            <w:tcW w:type="dxa" w:w="4320"/>
-            <w:shd w:val="clear" w:color="auto" w:fill="1F497D"/>
-          </w:tcPr>
-          <w:p>
-            <w:r>
-              <w:rPr>
-                <w:b/>
-                <w:color w:val="FFFFFF"/>
-              </w:rPr>
-              <w:t>Paramètre</w:t>
-            </w:r>
-          </w:p>
-        </w:tc>
-        <w:tc>
-          <w:tcPr>
-            <w:tcW w:type="dxa" w:w="4320"/>
-            <w:shd w:val="clear" w:color="auto" w:fill="1F497D"/>
-          </w:tcPr>
-          <w:p>
-            <w:r>
-              <w:rPr>
-                <w:b/>
-                <w:color w:val="FFFFFF"/>
-              </w:rPr>
-              <w:t>Valeur</w:t>
-            </w:r>
-          </w:p>
-        </w:tc>
-      </w:tr>
-      <w:tr>
-        <w:tc>
-          <w:tcPr>
-            <w:tcW w:type="dxa" w:w="4320"/>
-          </w:tcPr>
-          <w:p>
-            <w:r>
-              <w:t>backup_root</w:t>
-            </w:r>
-          </w:p>
-        </w:tc>
-        <w:tc>
-          <w:tcPr>
-            <w:tcW w:type="dxa" w:w="4320"/>
-          </w:tcPr>
-          <w:p>
-            <w:r>
-              <w:t>abfss://&lt;container&gt;@&lt;compte&gt;.dfs.core.windows.net/backup</w:t>
-            </w:r>
-          </w:p>
-        </w:tc>
-      </w:tr>
-      <w:tr>
-        <w:tc>
-          <w:tcPr>
-            <w:tcW w:type="dxa" w:w="4320"/>
-          </w:tcPr>
-          <w:p>
-            <w:r>
-              <w:t>restore_level</w:t>
-            </w:r>
-          </w:p>
-        </w:tc>
-        <w:tc>
-          <w:tcPr>
-            <w:tcW w:type="dxa" w:w="4320"/>
-          </w:tcPr>
-          <w:p>
-            <w:r>
-              <w:t>incremental / weekly / monthly</w:t>
-            </w:r>
-          </w:p>
-        </w:tc>
-      </w:tr>
-      <w:tr>
-        <w:tc>
-          <w:tcPr>
-            <w:tcW w:type="dxa" w:w="4320"/>
-          </w:tcPr>
-          <w:p>
-            <w:r>
-              <w:t>restore_point</w:t>
-            </w:r>
-          </w:p>
-        </w:tc>
-        <w:tc>
-          <w:tcPr>
-            <w:tcW w:type="dxa" w:w="4320"/>
-          </w:tcPr>
-          <w:p>
-            <w:r>
-              <w:t>timestamp ou label (ex: 2026-W25, 2026-06)</w:t>
-            </w:r>
-          </w:p>
-        </w:tc>
-      </w:tr>
-      <w:tr>
-        <w:tc>
-          <w:tcPr>
-            <w:tcW w:type="dxa" w:w="4320"/>
-          </w:tcPr>
-          <w:p>
-            <w:r>
-              <w:t>source_table</w:t>
-            </w:r>
-          </w:p>
-        </w:tc>
-        <w:tc>
-          <w:tcPr>
-            <w:tcW w:type="dxa" w:w="4320"/>
-          </w:tcPr>
-          <w:p>
-            <w:r>
-              <w:t>catalog.schema.* ou vide = toutes</w:t>
-            </w:r>
-          </w:p>
-        </w:tc>
-      </w:tr>
-      <w:tr>
-        <w:tc>
-          <w:tcPr>
-            <w:tcW w:type="dxa" w:w="4320"/>
-          </w:tcPr>
-          <w:p>
-            <w:r>
-              <w:t>dry_run</w:t>
-            </w:r>
-          </w:p>
-        </w:tc>
-        <w:tc>
-          <w:tcPr>
-            <w:tcW w:type="dxa" w:w="4320"/>
-          </w:tcPr>
-          <w:p>
-            <w:r>
-              <w:t>true d'abord</w:t>
-            </w:r>
-          </w:p>
-        </w:tc>
-      </w:tr>
-    </w:tbl>
-    <w:p/>
-    <w:p>
-      <w:pPr>
-        <w:pStyle w:val="Heading2"/>
-        <w:jc w:val="left"/>
-      </w:pPr>
-      <w:r>
-        <w:rPr>
-          <w:color w:val="1F497D"/>
-        </w:rPr>
-        <w:t>B.5 — Restaurer les Notebooks</w:t>
-      </w:r>
-    </w:p>
-    <w:p>
-      <w:r>
-        <w:rPr>
-          <w:b/>
-        </w:rPr>
-        <w:t>Option 1 : Notebook `10_restore_orchestrator`</w:t>
-      </w:r>
-      <w:r>
-        <w:t xml:space="preserve"> — sélectionner </w:t>
+        <w:t xml:space="preserve"> (fichiers des volumes managés), </w:t>
       </w:r>
       <w:r>
         <w:rPr>
@@ -2996,91 +2851,7 @@
         <w:t>notebooks</w:t>
       </w:r>
       <w:r>
-        <w:t>.</w:t>
-      </w:r>
-    </w:p>
-    <w:p>
-      <w:r>
-        <w:rPr>
-          <w:b/>
-        </w:rPr>
-        <w:t>Option 2 : Script CLI</w:t>
-      </w:r>
-    </w:p>
-    <w:p>
-      <w:pPr>
-        <w:spacing w:before="40" w:after="40"/>
-        <w:ind w:left="283"/>
-        <w:shd w:val="clear" w:color="auto" w:fill="F0F0F0"/>
-      </w:pPr>
-      <w:r>
-        <w:rPr>
-          <w:rFonts w:ascii="Courier New" w:hAnsi="Courier New"/>
-          <w:color w:val="1F497D"/>
-          <w:sz w:val="18"/>
-        </w:rPr>
-        <w:t>export LOCAL_BACKUP=/tmp/dr-restore/$BACKUP_DATE</w:t>
-        <w:br/>
-        <w:t>azcopy sync \</w:t>
-        <w:br/>
-        <w:t xml:space="preserve">    "https://&lt;compte&gt;.dfs.core.windows.net/&lt;container&gt;/backup/$BACKUP_DATE" \</w:t>
-        <w:br/>
-        <w:t xml:space="preserve">    "$LOCAL_BACKUP" --recursive</w:t>
-        <w:br/>
-        <w:br/>
-        <w:t># Dry-run</w:t>
-        <w:br/>
-        <w:t>python scripts/restore_workspace.py \</w:t>
-        <w:br/>
-        <w:t xml:space="preserve">    --backup-path $LOCAL_BACKUP \</w:t>
-        <w:br/>
-        <w:t xml:space="preserve">    --host $DATABRICKS_HOST \</w:t>
-        <w:br/>
-        <w:t xml:space="preserve">    --token $DATABRICKS_TOKEN \</w:t>
-        <w:br/>
-        <w:t xml:space="preserve">    --restore-notebooks \</w:t>
-        <w:br/>
-        <w:t xml:space="preserve">    --target-dir /Shared/dr-backup \</w:t>
-        <w:br/>
-        <w:t xml:space="preserve">    --dry-run</w:t>
-        <w:br/>
-        <w:br/>
-        <w:t># Appliquer</w:t>
-        <w:br/>
-        <w:t>python scripts/restore_workspace.py \</w:t>
-        <w:br/>
-        <w:t xml:space="preserve">    --backup-path $LOCAL_BACKUP \</w:t>
-        <w:br/>
-        <w:t xml:space="preserve">    --host $DATABRICKS_HOST \</w:t>
-        <w:br/>
-        <w:t xml:space="preserve">    --token $DATABRICKS_TOKEN \</w:t>
-        <w:br/>
-        <w:t xml:space="preserve">    --restore-notebooks \</w:t>
-        <w:br/>
-        <w:t xml:space="preserve">    --target-dir /Shared/dr-backup</w:t>
-      </w:r>
-    </w:p>
-    <w:p>
-      <w:pPr>
-        <w:pStyle w:val="Heading2"/>
-        <w:jc w:val="left"/>
-      </w:pPr>
-      <w:r>
-        <w:rPr>
-          <w:color w:val="1F497D"/>
-        </w:rPr>
-        <w:t>B.6 — Restaurer les Jobs</w:t>
-      </w:r>
-    </w:p>
-    <w:p>
-      <w:r>
-        <w:rPr>
-          <w:b/>
-        </w:rPr>
-        <w:t>Option 1 : Notebook `10_restore_orchestrator`</w:t>
-      </w:r>
-      <w:r>
-        <w:t xml:space="preserve"> — sélectionner </w:t>
+        <w:t xml:space="preserve">, </w:t>
       </w:r>
       <w:r>
         <w:rPr>
@@ -3091,66 +2862,40 @@
         <w:t>jobs</w:t>
       </w:r>
       <w:r>
-        <w:t>.</w:t>
+        <w:t xml:space="preserve"> (</w:t>
       </w:r>
-    </w:p>
-    <w:p>
-      <w:r>
-        <w:rPr>
-          <w:b/>
-        </w:rPr>
-        <w:t>Option 2 : Notebook `09_restore_jobs`</w:t>
-      </w:r>
-      <w:r>
-        <w:t xml:space="preserve"> pour restaurer des jobs spécifiques avec filtre.</w:t>
-      </w:r>
-    </w:p>
-    <w:p>
-      <w:r>
-        <w:rPr>
-          <w:b/>
-        </w:rPr>
-        <w:t>Option 3 : Script CLI</w:t>
-      </w:r>
-    </w:p>
-    <w:p>
-      <w:pPr>
-        <w:spacing w:before="40" w:after="40"/>
-        <w:ind w:left="283"/>
-        <w:shd w:val="clear" w:color="auto" w:fill="F0F0F0"/>
-      </w:pPr>
       <w:r>
         <w:rPr>
           <w:rFonts w:ascii="Courier New" w:hAnsi="Courier New"/>
           <w:color w:val="1F497D"/>
-          <w:sz w:val="18"/>
+          <w:sz w:val="19"/>
         </w:rPr>
-        <w:t># Dry-run</w:t>
-        <w:br/>
-        <w:t>python scripts/restore_workspace.py \</w:t>
-        <w:br/>
-        <w:t xml:space="preserve">    --backup-path $LOCAL_BACKUP \</w:t>
-        <w:br/>
-        <w:t xml:space="preserve">    --host $DATABRICKS_HOST \</w:t>
-        <w:br/>
-        <w:t xml:space="preserve">    --token $DATABRICKS_TOKEN \</w:t>
-        <w:br/>
-        <w:t xml:space="preserve">    --restore-jobs \</w:t>
-        <w:br/>
-        <w:t xml:space="preserve">    --dry-run</w:t>
-        <w:br/>
-        <w:br/>
-        <w:t># Appliquer (les jobs DAB sont automatiquement ignorés)</w:t>
-        <w:br/>
-        <w:t>python scripts/restore_workspace.py \</w:t>
-        <w:br/>
-        <w:t xml:space="preserve">    --backup-path $LOCAL_BACKUP \</w:t>
-        <w:br/>
-        <w:t xml:space="preserve">    --host $DATABRICKS_HOST \</w:t>
-        <w:br/>
-        <w:t xml:space="preserve">    --token $DATABRICKS_TOKEN \</w:t>
-        <w:br/>
-        <w:t xml:space="preserve">    --restore-jobs</w:t>
+        <w:t>conflict_mode = skip</w:t>
+      </w:r>
+      <w:r>
+        <w:t xml:space="preserve">), </w:t>
+      </w:r>
+      <w:r>
+        <w:rPr>
+          <w:rFonts w:ascii="Courier New" w:hAnsi="Courier New"/>
+          <w:color w:val="1F497D"/>
+          <w:sz w:val="19"/>
+        </w:rPr>
+        <w:t>pipelines</w:t>
+      </w:r>
+      <w:r>
+        <w:t xml:space="preserve">, </w:t>
+      </w:r>
+      <w:r>
+        <w:rPr>
+          <w:rFonts w:ascii="Courier New" w:hAnsi="Courier New"/>
+          <w:color w:val="1F497D"/>
+          <w:sz w:val="19"/>
+        </w:rPr>
+        <w:t>acls</w:t>
+      </w:r>
+      <w:r>
+        <w:t>. L'orchestrateur les enchaîne dans le bon ordre si plusieurs périmètres sont sélectionnés (voir §3).</w:t>
       </w:r>
     </w:p>
     <w:p>
@@ -3163,7 +2908,7 @@
           <w:color w:val="707070"/>
           <w:sz w:val="20"/>
         </w:rPr>
-        <w:t>ℹ️ Les jobs gérés par Databricks Asset Bundles (tag bundle) sont ignorés —</w:t>
+        <w:t>ℹ️ La date des tables et des fichiers de volumes se fixe par restore_point (vide = dernier backup). backup_date sert aux autres périmètres.</w:t>
       </w:r>
     </w:p>
     <w:p>
@@ -3176,7 +2921,7 @@
           <w:color w:val="707070"/>
           <w:sz w:val="20"/>
         </w:rPr>
-        <w:t>ils seront redéployés via databricks bundle deploy dans l'étape suivante.</w:t>
+        <w:t>ℹ️ Le job_id change à la restauration : 09_restore_jobs affiche le mapping ancien job_id → nouveau job_id en fin d'exécution.</w:t>
       </w:r>
     </w:p>
     <w:p>
@@ -3189,133 +2934,7 @@
           <w:color w:val="707070"/>
           <w:sz w:val="20"/>
         </w:rPr>
-        <w:t>ℹ️ Le job_id sera différent après restauration. Le notebook 09_restore_jobs affiche</w:t>
-      </w:r>
-    </w:p>
-    <w:p>
-      <w:pPr>
-        <w:ind w:left="283"/>
-      </w:pPr>
-      <w:r>
-        <w:rPr>
-          <w:i/>
-          <w:color w:val="707070"/>
-          <w:sz w:val="20"/>
-        </w:rPr>
-        <w:t>le mapping ancien job_id → nouveau job_id en fin d'exécution.</w:t>
-      </w:r>
-    </w:p>
-    <w:p>
-      <w:pPr>
-        <w:pStyle w:val="Heading2"/>
-        <w:jc w:val="left"/>
-      </w:pPr>
-      <w:r>
-        <w:rPr>
-          <w:color w:val="1F497D"/>
-        </w:rPr>
-        <w:t>B.7 — Redéployer les jobs DAB (bundle)</w:t>
-      </w:r>
-    </w:p>
-    <w:p>
-      <w:pPr>
-        <w:spacing w:before="40" w:after="40"/>
-        <w:ind w:left="283"/>
-        <w:shd w:val="clear" w:color="auto" w:fill="F0F0F0"/>
-      </w:pPr>
-      <w:r>
-        <w:rPr>
-          <w:rFonts w:ascii="Courier New" w:hAnsi="Courier New"/>
-          <w:color w:val="1F497D"/>
-          <w:sz w:val="18"/>
-        </w:rPr>
-        <w:t>export DATABRICKS_HOST=&lt;nouveau-workspace&gt;</w:t>
-        <w:br/>
-        <w:t>export DATABRICKS_TOKEN=&lt;nouveau-PAT&gt;</w:t>
-        <w:br/>
-        <w:br/>
-        <w:t>databricks bundle deploy --target prod</w:t>
-      </w:r>
-    </w:p>
-    <w:p>
-      <w:r>
-        <w:t xml:space="preserve">Ou déclencher le workflow GitHub Actions </w:t>
-      </w:r>
-      <w:r>
-        <w:rPr>
-          <w:rFonts w:ascii="Courier New" w:hAnsi="Courier New"/>
-          <w:color w:val="1F497D"/>
-          <w:sz w:val="19"/>
-        </w:rPr>
-        <w:t>DR Backup DAB</w:t>
-      </w:r>
-      <w:r>
-        <w:t>.</w:t>
-      </w:r>
-    </w:p>
-    <w:p>
-      <w:pPr>
-        <w:pStyle w:val="Heading2"/>
-        <w:jc w:val="left"/>
-      </w:pPr>
-      <w:r>
-        <w:rPr>
-          <w:color w:val="1F497D"/>
-        </w:rPr>
-        <w:t>B.8 — Restaurer les ACLs workspace et repos Git</w:t>
-      </w:r>
-    </w:p>
-    <w:p>
-      <w:r>
-        <w:rPr>
-          <w:b/>
-        </w:rPr>
-        <w:t>Option 1 : Notebook `10_restore_orchestrator`</w:t>
-      </w:r>
-      <w:r>
-        <w:t xml:space="preserve"> — sélectionner </w:t>
-      </w:r>
-      <w:r>
-        <w:rPr>
-          <w:rFonts w:ascii="Courier New" w:hAnsi="Courier New"/>
-          <w:color w:val="1F497D"/>
-          <w:sz w:val="19"/>
-        </w:rPr>
-        <w:t>acls</w:t>
-      </w:r>
-      <w:r>
-        <w:t>.</w:t>
-      </w:r>
-    </w:p>
-    <w:p>
-      <w:r>
-        <w:rPr>
-          <w:b/>
-        </w:rPr>
-        <w:t>Option 2 : Script CLI</w:t>
-      </w:r>
-    </w:p>
-    <w:p>
-      <w:pPr>
-        <w:spacing w:before="40" w:after="40"/>
-        <w:ind w:left="283"/>
-        <w:shd w:val="clear" w:color="auto" w:fill="F0F0F0"/>
-      </w:pPr>
-      <w:r>
-        <w:rPr>
-          <w:rFonts w:ascii="Courier New" w:hAnsi="Courier New"/>
-          <w:color w:val="1F497D"/>
-          <w:sz w:val="18"/>
-        </w:rPr>
-        <w:t>python scripts/restore_workspace_config.py \</w:t>
-        <w:br/>
-        <w:t xml:space="preserve">    --backup-path $LOCAL_BACKUP \</w:t>
-        <w:br/>
-        <w:t xml:space="preserve">    --host $DATABRICKS_HOST \</w:t>
-        <w:br/>
-        <w:t xml:space="preserve">    --token $DATABRICKS_TOKEN \</w:t>
-        <w:br/>
-        <w:t xml:space="preserve">    --restore-acls</w:t>
+        <w:t>ℹ️ Les tables dont les données ne sont pas sauvegardées (filtre de lignes, masque de colonnes) sont recréées vides : voir §5.</w:t>
       </w:r>
     </w:p>
     <w:p>
@@ -3414,7 +3033,7 @@
           </w:tcPr>
           <w:p>
             <w:r>
-              <w:t>Pré-rempli avec le chemin ADLS production</w:t>
+              <w:t>À renseigner : racine abfss://…/backup du backup</w:t>
             </w:r>
           </w:p>
         </w:tc>
@@ -3524,7 +3143,7 @@
           </w:tcPr>
           <w:p>
             <w:r>
-              <w:t>Pour les tables : timestamp ou label (2026-W25)</w:t>
+              <w:t>Pour les tables et les fichiers de volumes : vide = dernier backup, date AAAA-MM-JJ, horodatage, ou label de snapshot (2026-06)</w:t>
             </w:r>
           </w:p>
         </w:tc>
@@ -3558,6 +3177,50 @@
           </w:tcPr>
           <w:p>
             <w:r>
+              <w:t>target_catalog</w:t>
+            </w:r>
+          </w:p>
+        </w:tc>
+        <w:tc>
+          <w:tcPr>
+            <w:tcW w:type="dxa" w:w="4320"/>
+          </w:tcPr>
+          <w:p>
+            <w:r>
+              <w:t>Pour les tables : vide = même catalog ; un autre catalog pour restaurer à côté et comparer</w:t>
+            </w:r>
+          </w:p>
+        </w:tc>
+      </w:tr>
+      <w:tr>
+        <w:tc>
+          <w:tcPr>
+            <w:tcW w:type="dxa" w:w="4320"/>
+          </w:tcPr>
+          <w:p>
+            <w:r>
+              <w:t>include_stale</w:t>
+            </w:r>
+          </w:p>
+        </w:tc>
+        <w:tc>
+          <w:tcPr>
+            <w:tcW w:type="dxa" w:w="4320"/>
+          </w:tcPr>
+          <w:p>
+            <w:r>
+              <w:t>Pour les tables : true inclut celles absentes du backup de référence (données périmées)</w:t>
+            </w:r>
+          </w:p>
+        </w:tc>
+      </w:tr>
+      <w:tr>
+        <w:tc>
+          <w:tcPr>
+            <w:tcW w:type="dxa" w:w="4320"/>
+          </w:tcPr>
+          <w:p>
+            <w:r>
               <w:t>catalog_filter</w:t>
             </w:r>
           </w:p>
@@ -3568,7 +3231,7 @@
           </w:tcPr>
           <w:p>
             <w:r>
-              <w:t>Pour les grants UC : noms des catalogs séparés par virgule, vide = tous</w:t>
+              <w:t>Pour les grants, volumes et fonctions : catalogs séparés par virgule, vide = tous</w:t>
             </w:r>
           </w:p>
         </w:tc>
@@ -4202,44 +3865,84 @@
         <w:rPr>
           <w:color w:val="1F497D"/>
         </w:rPr>
-        <w:t>Via notebooks Databricks (démo)</w:t>
+        <w:t>Via les résultats des notebooks de restauration</w:t>
       </w:r>
     </w:p>
     <w:p>
       <w:r>
-        <w:t>Exécuter dans l'ordre :</w:t>
+        <w:t xml:space="preserve">Chaque notebook de restauration se termine par un résumé (objets restaurés, ignorés, en erreur ; pour </w:t>
       </w:r>
-    </w:p>
-    <w:p>
-      <w:pPr>
-        <w:pStyle w:val="ListNumber"/>
-      </w:pPr>
       <w:r>
         <w:rPr>
           <w:rFonts w:ascii="Courier New" w:hAnsi="Courier New"/>
           <w:color w:val="1F497D"/>
           <w:sz w:val="19"/>
         </w:rPr>
-        <w:t>notebooks/demo/03_dr_scenario</w:t>
+        <w:t>12_restore_uc_objects</w:t>
       </w:r>
       <w:r>
-        <w:t xml:space="preserve"> — vérifie tables et données</w:t>
+        <w:t xml:space="preserve">, objets déjà présents identiques ou DIFFÉRENTS ; pour </w:t>
       </w:r>
-    </w:p>
-    <w:p>
-      <w:pPr>
-        <w:pStyle w:val="ListNumber"/>
-      </w:pPr>
       <w:r>
         <w:rPr>
           <w:rFonts w:ascii="Courier New" w:hAnsi="Courier New"/>
           <w:color w:val="1F497D"/>
           <w:sz w:val="19"/>
         </w:rPr>
-        <w:t>notebooks/demo/05_workspace_acl</w:t>
+        <w:t>07_restore</w:t>
       </w:r>
       <w:r>
-        <w:t xml:space="preserve"> — vérifie grants et ACLs workspace</w:t>
+        <w:t>, tables périmées). Un run sans erreur et sans objet « DIFFÉRENT » inattendu est le premier critère.</w:t>
+      </w:r>
+    </w:p>
+    <w:p>
+      <w:pPr>
+        <w:pStyle w:val="Heading2"/>
+        <w:jc w:val="left"/>
+      </w:pPr>
+      <w:r>
+        <w:rPr>
+          <w:color w:val="1F497D"/>
+        </w:rPr>
+        <w:t>Via le rapport de couverture</w:t>
+      </w:r>
+    </w:p>
+    <w:p>
+      <w:r>
+        <w:t xml:space="preserve">Relancer </w:t>
+      </w:r>
+      <w:r>
+        <w:rPr>
+          <w:rFonts w:ascii="Courier New" w:hAnsi="Courier New"/>
+          <w:color w:val="1F497D"/>
+          <w:sz w:val="19"/>
+        </w:rPr>
+        <w:t>diag_03_backup_coverage</w:t>
+      </w:r>
+      <w:r>
+        <w:t xml:space="preserve"> (compte admin, </w:t>
+      </w:r>
+      <w:r>
+        <w:rPr>
+          <w:rFonts w:ascii="Courier New" w:hAnsi="Courier New"/>
+          <w:color w:val="1F497D"/>
+          <w:sz w:val="19"/>
+        </w:rPr>
+        <w:t>backup_root</w:t>
+      </w:r>
+      <w:r>
+        <w:t xml:space="preserve"> et </w:t>
+      </w:r>
+      <w:r>
+        <w:rPr>
+          <w:rFonts w:ascii="Courier New" w:hAnsi="Courier New"/>
+          <w:color w:val="1F497D"/>
+          <w:sz w:val="19"/>
+        </w:rPr>
+        <w:t>backup_principal</w:t>
+      </w:r>
+      <w:r>
+        <w:t xml:space="preserve"> renseignés) : les objets restaurés doivent réapparaître, et les seuls objets « à traiter » doivent être ceux déjà connus (tables non sauvegardées, objets as code).</w:t>
       </w:r>
     </w:p>
     <w:p>
@@ -4266,19 +3969,23 @@
           <w:color w:val="1F497D"/>
           <w:sz w:val="18"/>
         </w:rPr>
-        <w:t># Vérifier les catalogs</w:t>
+        <w:t># Catalogs et tables d'un schéma</w:t>
         <w:br/>
-        <w:t>databricks unity-catalog catalogs list</w:t>
+        <w:t>databricks catalogs list</w:t>
+        <w:br/>
+        <w:t>databricks tables list &lt;catalog&gt; &lt;schema&gt;</w:t>
         <w:br/>
         <w:br/>
-        <w:t># Vérifier les jobs</w:t>
+        <w:t># Jobs et pipelines</w:t>
         <w:br/>
         <w:t>databricks jobs list</w:t>
         <w:br/>
+        <w:t>databricks pipelines list-pipelines</w:t>
         <w:br/>
-        <w:t># Vérifier les notebooks</w:t>
         <w:br/>
-        <w:t>databricks workspace ls /Shared</w:t>
+        <w:t># Notebooks restaurés</w:t>
+        <w:br/>
+        <w:t>databricks workspace list /Shared</w:t>
       </w:r>
     </w:p>
     <w:p>
